--- a/laravel-app/database/data/internship/handbooks/software_development/Beyond_SoftwareDev_Internship_Day_113_Student_Handbook.docx
+++ b/laravel-app/database/data/internship/handbooks/software_development/Beyond_SoftwareDev_Internship_Day_113_Student_Handbook.docx
@@ -38,7 +38,7 @@
           <w:color w:val="1E293B"/>
           <w:sz w:val="28"/>
         </w:rPr>
-        <w:t>File Uploads</w:t>
+        <w:t>Compose Application Stacks — Architecture and Components</w:t>
       </w:r>
     </w:p>
     <w:p>
@@ -50,7 +50,7 @@
           <w:b w:val="0"/>
           <w:sz w:val="22"/>
         </w:rPr>
-        <w:t>Document and improve. Full student study guide and practical laboratory manual for Beyond Enterprise interns.</w:t>
+        <w:t>Guided laboratory. Full student study guide and practical laboratory manual for Beyond Enterprise interns.</w:t>
       </w:r>
     </w:p>
     <w:tbl>
@@ -141,7 +141,7 @@
               <w:rPr>
                 <w:sz w:val="18"/>
               </w:rPr>
-              <w:t>Document and improve</w:t>
+              <w:t>Guided laboratory</w:t>
             </w:r>
           </w:p>
         </w:tc>
@@ -167,7 +167,7 @@
               <w:rPr>
                 <w:sz w:val="18"/>
               </w:rPr>
-              <w:t>8 hours</w:t>
+              <w:t>8.0 hours</w:t>
             </w:r>
           </w:p>
         </w:tc>
@@ -180,7 +180,7 @@
               <w:rPr>
                 <w:sz w:val="18"/>
               </w:rPr>
-              <w:t>VS Code, Git, GitHub, local databases and open-source frameworks</w:t>
+              <w:t>VS Code, Git, Docker, GitHub Actions approved, local registry</w:t>
             </w:r>
           </w:p>
         </w:tc>
@@ -198,7 +198,7 @@
           <w:color w:val="0B3F90"/>
           <w:sz w:val="20"/>
         </w:rPr>
-        <w:t>Day 113 objective  Complete the document and improve for File Uploads: Apply file uploads safely and explain the result in a professional technical report.</w:t>
+        <w:t>Day 113 objective  Complete the guided laboratory for Compose Application Stacks — Architecture and Components: Explain and demonstrate Compose application stacks through an authorized baseline, measurable check, documented failure mode, and independent verification.</w:t>
       </w:r>
     </w:p>
     <w:p>
@@ -270,7 +270,7 @@
           <w:b w:val="0"/>
           <w:sz w:val="22"/>
         </w:rPr>
-        <w:t>Submit: One PDF procedure, supporting screenshots/diagrams, and one improvement recommendation..</w:t>
+        <w:t>Submit: Baseline evidence, completed practical artifact, independent verification, safety/restoration record, and short professional report..</w:t>
       </w:r>
     </w:p>
     <w:p>
@@ -364,7 +364,7 @@
               <w:rPr>
                 <w:sz w:val="18"/>
               </w:rPr>
-              <w:t>0:00–0:40</w:t>
+              <w:t>0:00–0:30</w:t>
             </w:r>
           </w:p>
         </w:tc>
@@ -377,7 +377,7 @@
               <w:rPr>
                 <w:sz w:val="18"/>
               </w:rPr>
-              <w:t>Audit prior artifacts for gaps</w:t>
+              <w:t>Assessment brief + rubric review</w:t>
             </w:r>
           </w:p>
         </w:tc>
@@ -390,7 +390,7 @@
               <w:rPr>
                 <w:sz w:val="18"/>
               </w:rPr>
-              <w:t>Gap list</w:t>
+              <w:t>Plan</w:t>
             </w:r>
           </w:p>
         </w:tc>
@@ -405,7 +405,7 @@
               <w:rPr>
                 <w:sz w:val="18"/>
               </w:rPr>
-              <w:t>0:40–2:20</w:t>
+              <w:t>0:30–2:30</w:t>
             </w:r>
           </w:p>
         </w:tc>
@@ -418,7 +418,7 @@
               <w:rPr>
                 <w:sz w:val="18"/>
               </w:rPr>
-              <w:t>Rewrite procedure for reproducibility</w:t>
+              <w:t>End-to-end demonstration</w:t>
             </w:r>
           </w:p>
         </w:tc>
@@ -431,7 +431,7 @@
               <w:rPr>
                 <w:sz w:val="18"/>
               </w:rPr>
-              <w:t>README</w:t>
+              <w:t>Demo evidence</w:t>
             </w:r>
           </w:p>
         </w:tc>
@@ -446,7 +446,7 @@
               <w:rPr>
                 <w:sz w:val="18"/>
               </w:rPr>
-              <w:t>2:20–2:35</w:t>
+              <w:t>2:30–2:45</w:t>
             </w:r>
           </w:p>
         </w:tc>
@@ -487,7 +487,7 @@
               <w:rPr>
                 <w:sz w:val="18"/>
               </w:rPr>
-              <w:t>2:35–4:35</w:t>
+              <w:t>2:45–4:15</w:t>
             </w:r>
           </w:p>
         </w:tc>
@@ -500,7 +500,7 @@
               <w:rPr>
                 <w:sz w:val="18"/>
               </w:rPr>
-              <w:t>One improvement + before/after proof</w:t>
+              <w:t>Self-score against rubric</w:t>
             </w:r>
           </w:p>
         </w:tc>
@@ -513,7 +513,7 @@
               <w:rPr>
                 <w:sz w:val="18"/>
               </w:rPr>
-              <w:t>Improvement evidence</w:t>
+              <w:t>Self-score sheet</w:t>
             </w:r>
           </w:p>
         </w:tc>
@@ -528,7 +528,7 @@
               <w:rPr>
                 <w:sz w:val="18"/>
               </w:rPr>
-              <w:t>4:35–6:20</w:t>
+              <w:t>4:15–5:45</w:t>
             </w:r>
           </w:p>
         </w:tc>
@@ -541,7 +541,7 @@
               <w:rPr>
                 <w:sz w:val="18"/>
               </w:rPr>
-              <w:t>Report + packaging</w:t>
+              <w:t>Reflection: wins, failures, next steps</w:t>
             </w:r>
           </w:p>
         </w:tc>
@@ -554,7 +554,7 @@
               <w:rPr>
                 <w:sz w:val="18"/>
               </w:rPr>
-              <w:t>Pack</w:t>
+              <w:t>Reflection</w:t>
             </w:r>
           </w:p>
         </w:tc>
@@ -569,7 +569,7 @@
               <w:rPr>
                 <w:sz w:val="18"/>
               </w:rPr>
-              <w:t>6:20–8:00</w:t>
+              <w:t>5:45–8:00</w:t>
             </w:r>
           </w:p>
         </w:tc>
@@ -582,7 +582,7 @@
               <w:rPr>
                 <w:sz w:val="18"/>
               </w:rPr>
-              <w:t>Peer-style checklist + rehearsal</w:t>
+              <w:t>Final evidence pack + report</w:t>
             </w:r>
           </w:p>
         </w:tc>
@@ -595,7 +595,7 @@
               <w:rPr>
                 <w:sz w:val="18"/>
               </w:rPr>
-              <w:t>Ready pack</w:t>
+              <w:t>Submission</w:t>
             </w:r>
           </w:p>
         </w:tc>
@@ -619,7 +619,7 @@
           <w:b w:val="0"/>
           <w:sz w:val="20"/>
         </w:rPr>
-        <w:t>Curriculum objective (source of truth): Apply file uploads safely and explain the result in a professional technical report.</w:t>
+        <w:t>Curriculum objective (source of truth): Explain and demonstrate Compose application stacks through an authorized baseline, measurable check, documented failure mode, and independent verification.</w:t>
       </w:r>
     </w:p>
     <w:p>
@@ -631,7 +631,7 @@
           <w:b w:val="0"/>
           <w:sz w:val="22"/>
         </w:rPr>
-        <w:t>Explain File Uploads to a supervisor in under two minutes.</w:t>
+        <w:t>Explain Compose Application Stacks — Architecture and Components to a supervisor in under two minutes.</w:t>
       </w:r>
     </w:p>
     <w:p>
@@ -643,7 +643,7 @@
           <w:b w:val="0"/>
           <w:sz w:val="22"/>
         </w:rPr>
-        <w:t>Configure or verify the approved tools required for File Uploads.</w:t>
+        <w:t>Configure or verify the approved tools required for Compose Application Stacks — Architecture and Components.</w:t>
       </w:r>
     </w:p>
     <w:p>
@@ -655,7 +655,7 @@
           <w:b w:val="0"/>
           <w:sz w:val="22"/>
         </w:rPr>
-        <w:t>Implement or perform the document and improve practical for this topic.</w:t>
+        <w:t>Implement or perform the guided laboratory practical for this topic.</w:t>
       </w:r>
     </w:p>
     <w:p>
@@ -711,7 +711,7 @@
           <w:b w:val="0"/>
           <w:sz w:val="22"/>
         </w:rPr>
-        <w:t>Define the professional meaning of “File Uploads” before you use tools. Do not split the title into meaningless words. Connect each concept to today's practical action.</w:t>
+        <w:t>Define the professional meaning of “Compose Application Stacks — Architecture and Components” before you use tools. Do not split the title into meaningless words. Connect each concept to today's practical action.</w:t>
       </w:r>
     </w:p>
     <w:tbl>
@@ -832,7 +832,7 @@
               <w:rPr>
                 <w:sz w:val="18"/>
               </w:rPr>
-              <w:t>Professional practice for File Uploads</w:t>
+              <w:t>Professional practice for Compose Application Stacks — Architecture and Components</w:t>
             </w:r>
           </w:p>
         </w:tc>
@@ -1266,7 +1266,7 @@
           <w:b w:val="0"/>
           <w:sz w:val="22"/>
         </w:rPr>
-        <w:t>Tools available: VS Code, Git, GitHub, local databases and open-source frameworks.</w:t>
+        <w:t>Tools available: VS Code, Git, Docker, GitHub Actions approved, local registry.</w:t>
       </w:r>
     </w:p>
     <w:p>
@@ -1381,7 +1381,7 @@
               <w:rPr>
                 <w:sz w:val="18"/>
               </w:rPr>
-              <w:t>VS Code, Git, GitHub, local databases and open-source frameworks</w:t>
+              <w:t>VS Code, Git, Docker, GitHub Actions approved, local registry</w:t>
             </w:r>
           </w:p>
         </w:tc>
@@ -1463,7 +1463,7 @@
           <w:b w:val="0"/>
           <w:sz w:val="18"/>
         </w:rPr>
-        <w:t>└── Day_113_File_Uploads/</w:t>
+        <w:t>└── Day_113_Compose_Application_Stacks_Architecture_and_Comp/</w:t>
       </w:r>
     </w:p>
     <w:p>
@@ -1616,7 +1616,7 @@
           <w:b w:val="0"/>
           <w:sz w:val="18"/>
         </w:rPr>
-        <w:t>mkdir Beyond_SoftwareDev_Internship\Day_113_File_Uploads\evidence, Beyond_SoftwareDev_Internship\Day_113_File_Uploads\notebooks, Beyond_SoftwareDev_Internship\Day_113_File_Uploads\src, Beyond_SoftwareDev_Internship\Day_113_File_Uploads\data, Beyond_SoftwareDev_Internship\Day_113_File_Uploads\output, Beyond_SoftwareDev_Internship\Day_113_File_Uploads\report -Force</w:t>
+        <w:t>mkdir Beyond_SoftwareDev_Internship\Day_113_Compose_Application_Stacks_Architecture_and_Comp\evidence, Beyond_SoftwareDev_Internship\Day_113_Compose_Application_Stacks_Architecture_and_Comp\notebooks, Beyond_SoftwareDev_Internship\Day_113_Compose_Application_Stacks_Architecture_and_Comp\src, Beyond_SoftwareDev_Internship\Day_113_Compose_Application_Stacks_Architecture_and_Comp\data, Beyond_SoftwareDev_Internship\Day_113_Compose_Application_Stacks_Architecture_and_Comp\output, Beyond_SoftwareDev_Internship\Day_113_Compose_Application_Stacks_Architecture_and_Comp\report -Force</w:t>
       </w:r>
     </w:p>
     <w:p/>
@@ -1657,7 +1657,7 @@
           <w:b w:val="0"/>
           <w:sz w:val="18"/>
         </w:rPr>
-        <w:t>mkdir -p Beyond_SoftwareDev_Internship/Day_113_File_Uploads/{evidence,notebooks,src,data,output,report}</w:t>
+        <w:t>mkdir -p Beyond_SoftwareDev_Internship/Day_113_Compose_Application_Stacks_Architecture_and_Comp/{evidence,notebooks,src,data,output,report}</w:t>
       </w:r>
     </w:p>
     <w:p/>
@@ -1773,7 +1773,7 @@
           <w:color w:val="0B3F90"/>
           <w:sz w:val="24"/>
         </w:rPr>
-        <w:t>Document and improve: File Uploads</w:t>
+        <w:t>Guided laboratory: Compose Application Stacks — Architecture and Components</w:t>
       </w:r>
     </w:p>
     <w:p>
@@ -1797,7 +1797,7 @@
           <w:b w:val="0"/>
           <w:sz w:val="20"/>
         </w:rPr>
-        <w:t>• Write an operator-friendly procedure for file uploads, including safety, security, rollback and rural/low-cost alternatives.</w:t>
+        <w:t>• Review the Day 113 scope, prerequisite from Day 112, and supervisor instructions before touching software, accounts, cables, power, rigging, networks, or equipment.</w:t>
       </w:r>
     </w:p>
     <w:p>
@@ -1809,7 +1809,7 @@
           <w:b w:val="0"/>
           <w:sz w:val="20"/>
         </w:rPr>
-        <w:t>• Work only in an authorized lab, VM or on equipment assigned by Beyond.</w:t>
+        <w:t>• Confirm the authorized lab/equipment boundary, owner, asset IDs, workspace condition, backup/rollback state, emergency procedure, and any PPE or spotter requirement.</w:t>
       </w:r>
     </w:p>
     <w:p>
@@ -1821,7 +1821,79 @@
           <w:b w:val="0"/>
           <w:sz w:val="20"/>
         </w:rPr>
-        <w:t>• Keep time entries truthful and ask the supervisor before changing production equipment.</w:t>
+        <w:t>• Verify only the approved tools for today: VS Code, Git, Docker, GitHub Actions approved, local registry. Record versions, firmware, serial/asset references, calibration status, or configuration as relevant. Avoid unnecessary installation or updates.</w:t>
+      </w:r>
+    </w:p>
+    <w:p>
+      <w:pPr>
+        <w:spacing w:after="120"/>
+      </w:pPr>
+      <w:r>
+        <w:rPr>
+          <w:b w:val="0"/>
+          <w:sz w:val="20"/>
+        </w:rPr>
+        <w:t>• Create Day_113_compose_application_stacks__architecture_and_components with evidence, diagrams or src, checklists or tests, output, and report folders.</w:t>
+      </w:r>
+    </w:p>
+    <w:p>
+      <w:pPr>
+        <w:spacing w:after="120"/>
+      </w:pPr>
+      <w:r>
+        <w:rPr>
+          <w:b w:val="0"/>
+          <w:sz w:val="20"/>
+        </w:rPr>
+        <w:t>• Capture a privacy-reviewed baseline photograph/screenshot and record expected result, measurement units, acceptance limit, and stop condition.</w:t>
+      </w:r>
+    </w:p>
+    <w:p>
+      <w:pPr>
+        <w:spacing w:after="120"/>
+      </w:pPr>
+      <w:r>
+        <w:rPr>
+          <w:b w:val="0"/>
+          <w:sz w:val="20"/>
+        </w:rPr>
+        <w:t>• Complete the practical objective: Explain and demonstrate Compose application stacks through an authorized baseline, measurable check, documented failure mode, and independent verification.</w:t>
+      </w:r>
+    </w:p>
+    <w:p>
+      <w:pPr>
+        <w:spacing w:after="120"/>
+      </w:pPr>
+      <w:r>
+        <w:rPr>
+          <w:b w:val="0"/>
+          <w:sz w:val="20"/>
+        </w:rPr>
+        <w:t>• Introduce or analyze only an approved controlled fault/edge case. Troubleshoot systematically, preserve evidence, and return the lab/equipment to its approved state.</w:t>
+      </w:r>
+    </w:p>
+    <w:p>
+      <w:pPr>
+        <w:spacing w:after="120"/>
+      </w:pPr>
+      <w:r>
+        <w:rPr>
+          <w:b w:val="0"/>
+          <w:sz w:val="20"/>
+        </w:rPr>
+        <w:t>• Verify independently through a second instrument/path/test, clean rerun, configuration comparison, peer check, or supervisor sign-off. Distinguish evidence from proof.</w:t>
+      </w:r>
+    </w:p>
+    <w:p>
+      <w:pPr>
+        <w:spacing w:after="120"/>
+      </w:pPr>
+      <w:r>
+        <w:rPr>
+          <w:b w:val="0"/>
+          <w:sz w:val="20"/>
+        </w:rPr>
+        <w:t>• Complete the discipline safety/ethics checklist, inventory/custody or cleanup check, and a professional report with honest limitations and assistance disclosure.</w:t>
       </w:r>
     </w:p>
     <w:p>
@@ -1847,7 +1919,7 @@
           <w:b w:val="0"/>
           <w:sz w:val="18"/>
         </w:rPr>
-        <w:t># day_113_lab.py — Document and improve: File Uploads</w:t>
+        <w:t># day_113_lab.py — Guided laboratory: Compose Application Stacks — Architecture and Components</w:t>
       </w:r>
     </w:p>
     <w:p>
@@ -1889,7 +1961,7 @@
           <w:b w:val="0"/>
           <w:sz w:val="18"/>
         </w:rPr>
-        <w:t>"""Day 113 practical starter for File Uploads.</w:t>
+        <w:t>"""Day 113 practical starter for Compose Application Stacks — Architecture and Components.</w:t>
       </w:r>
     </w:p>
     <w:p>
@@ -2071,7 +2143,7 @@
           <w:b w:val="0"/>
           <w:sz w:val="18"/>
         </w:rPr>
-        <w:t xml:space="preserve">    print("Program topic:", 'File Uploads')</w:t>
+        <w:t xml:space="preserve">    print("Program topic:", 'Compose Application Stacks — Architecture and Components')</w:t>
       </w:r>
     </w:p>
     <w:p>
@@ -2085,7 +2157,7 @@
           <w:b w:val="0"/>
           <w:sz w:val="18"/>
         </w:rPr>
-        <w:t xml:space="preserve">    print("Day mode:", 'Document and improve')</w:t>
+        <w:t xml:space="preserve">    print("Day mode:", 'Guided laboratory')</w:t>
       </w:r>
     </w:p>
     <w:p>
@@ -5690,7 +5762,7 @@
           <w:b w:val="0"/>
           <w:sz w:val="22"/>
         </w:rPr>
-        <w:t>Objective addressed for File Uploads</w:t>
+        <w:t>Objective addressed for Compose Application Stacks — Architecture and Components</w:t>
       </w:r>
     </w:p>
     <w:p>
@@ -5702,7 +5774,7 @@
           <w:b w:val="0"/>
           <w:sz w:val="22"/>
         </w:rPr>
-        <w:t>Document and improve practical completed</w:t>
+        <w:t>Guided laboratory practical completed</w:t>
       </w:r>
     </w:p>
     <w:p>
@@ -5794,7 +5866,7 @@
           <w:b w:val="0"/>
           <w:sz w:val="22"/>
         </w:rPr>
-        <w:t>Matches: One PDF procedure, supporting screenshots/diagrams, and one improvement recommendation.</w:t>
+        <w:t>Matches: Baseline evidence, completed practical artifact, independent verification, safety/restoration record, and short professional report.</w:t>
       </w:r>
     </w:p>
     <w:p>
@@ -5826,7 +5898,7 @@
           <w:b w:val="0"/>
           <w:sz w:val="22"/>
         </w:rPr>
-        <w:t>Explain File Uploads without reading.</w:t>
+        <w:t>Explain Compose Application Stacks — Architecture and Components without reading.</w:t>
       </w:r>
     </w:p>
     <w:p>
@@ -5918,7 +5990,7 @@
           <w:b w:val="0"/>
           <w:sz w:val="22"/>
         </w:rPr>
-        <w:t>Today is Day 113 (Document and improve) on File Uploads. I worked only in the authorized Beyond software engineering lab. I completed the practical objective, verified with a second check, and packaged evidence. Main risk: unauthorized or unsafe action; control: checklist + supervisor escalation. Limitation: classroom/lab scope only. Next: continue the topic cycle and keep documentation reproducible.</w:t>
+        <w:t>Today is Day 113 (Guided laboratory) on Compose Application Stacks — Architecture and Components. I worked only in the authorized Beyond software engineering lab. I completed the practical objective, verified with a second check, and packaged evidence. Main risk: unauthorized or unsafe action; control: checklist + supervisor escalation. Limitation: classroom/lab scope only. Next: continue the topic cycle and keep documentation reproducible.</w:t>
       </w:r>
     </w:p>
     <w:p>
